--- a/docs/05-DFT常用绘图指南.docx
+++ b/docs/05-DFT常用绘图指南.docx
@@ -956,7 +956,7 @@
               <w:rPr>
                 <w:rFonts w:ascii="微软雅黑" w:hAnsi="微软雅黑" w:eastAsia="微软雅黑"/>
               </w:rPr>
-              <w:t>Multiwfn、VASPKIT、NCIPLOT、critic2 → MolecuLens / VMD / VESTA</w:t>
+              <w:t>Multiwfn、VASPKIT、NCIPLOT、critic2 → MolecuLens / VESTA</w:t>
             </w:r>
           </w:p>
         </w:tc>
@@ -3100,7 +3100,7 @@
               <w:rPr>
                 <w:rFonts w:ascii="微软雅黑" w:hAnsi="微软雅黑" w:eastAsia="微软雅黑"/>
               </w:rPr>
-              <w:t>）；替代：GaussView、VMD + 自写脚本</w:t>
+              <w:t>）；替代：GaussView + 自写脚本</w:t>
             </w:r>
           </w:p>
         </w:tc>
@@ -4267,7 +4267,7 @@
               <w:rPr>
                 <w:rFonts w:ascii="微软雅黑" w:hAnsi="微软雅黑" w:eastAsia="微软雅黑"/>
               </w:rPr>
-              <w:t>轨道 cube：Gaussian / Multiwfn / ORCA；等值面：MolecuLens（轨道模块）、VMD、GaussView；能级图：GaussView / Chemcraft / Origin / gnuplot / matplotlib</w:t>
+              <w:t>轨道 cube：Gaussian / Multiwfn / ORCA；等值面：MolecuLens（轨道模块）、GaussView；能级图：GaussView / Chemcraft / Origin / gnuplot / matplotlib</w:t>
             </w:r>
           </w:p>
         </w:tc>
@@ -5325,7 +5325,7 @@
               <w:rPr>
                 <w:rFonts w:ascii="微软雅黑" w:hAnsi="微软雅黑" w:eastAsia="微软雅黑"/>
               </w:rPr>
-              <w:t xml:space="preserve"> 非自洽）；画：MolecuLens（只显示结果 cube）、VESTA、VMD</w:t>
+              <w:t xml:space="preserve"> 非自洽）；画：MolecuLens（只显示结果 cube）、VESTA</w:t>
             </w:r>
           </w:p>
         </w:tc>
@@ -5783,7 +5783,7 @@
               <w:rPr>
                 <w:rFonts w:ascii="微软雅黑" w:hAnsi="微软雅黑" w:eastAsia="微软雅黑"/>
               </w:rPr>
-              <w:t>Gaussian / ORCA / VASP 产生；MolecuLens / VESTA / VMD 显示</w:t>
+              <w:t>Gaussian / ORCA / VASP 产生；MolecuLens / VESTA 显示</w:t>
             </w:r>
           </w:p>
         </w:tc>
@@ -6157,7 +6157,7 @@
               <w:rPr>
                 <w:rFonts w:ascii="微软雅黑" w:hAnsi="微软雅黑" w:eastAsia="微软雅黑"/>
               </w:rPr>
-              <w:t>、NCIPLOT、IGMH_Toolbox；画：VMD（常用）、MolecuLens 可显示 RDG 等值面但无散点图</w:t>
+              <w:t>、NCIPLOT、IGMH_Toolbox；画：MolecuLens 可显示 RDG 等值面但无散点图</w:t>
             </w:r>
           </w:p>
         </w:tc>
@@ -7428,7 +7428,7 @@
               <w:rPr>
                 <w:rFonts w:ascii="微软雅黑" w:hAnsi="微软雅黑" w:eastAsia="微软雅黑"/>
               </w:rPr>
-              <w:t>VMD、PyMOL、Multiwfn、VESTA</w:t>
+              <w:t>PyMOL、Multiwfn、VESTA</w:t>
             </w:r>
           </w:p>
         </w:tc>
@@ -9151,93 +9151,6 @@
               <w:rPr>
                 <w:rFonts w:ascii="微软雅黑" w:hAnsi="微软雅黑" w:eastAsia="微软雅黑"/>
               </w:rPr>
-              <w:t>VMD</w:t>
-            </w:r>
-          </w:p>
-        </w:tc>
-        <w:tc>
-          <w:tcPr>
-            <w:tcW w:type="dxa" w:w="1837"/>
-          </w:tcPr>
-          <w:p>
-            <w:pPr>
-              <w:spacing w:after="40"/>
-            </w:pPr>
-            <w:r/>
-            <w:r>
-              <w:rPr>
-                <w:rFonts w:ascii="微软雅黑" w:hAnsi="微软雅黑" w:eastAsia="微软雅黑"/>
-              </w:rPr>
-              <w:t>大体系、NCI 散点、动画</w:t>
-            </w:r>
-          </w:p>
-        </w:tc>
-        <w:tc>
-          <w:tcPr>
-            <w:tcW w:type="dxa" w:w="1837"/>
-          </w:tcPr>
-          <w:p>
-            <w:pPr>
-              <w:spacing w:after="40"/>
-            </w:pPr>
-            <w:r/>
-            <w:r>
-              <w:rPr>
-                <w:rFonts w:ascii="微软雅黑" w:hAnsi="微软雅黑" w:eastAsia="微软雅黑"/>
-              </w:rPr>
-              <w:t>学习曲线陡；脚本 Tcl</w:t>
-            </w:r>
-          </w:p>
-        </w:tc>
-        <w:tc>
-          <w:tcPr>
-            <w:tcW w:type="dxa" w:w="1837"/>
-          </w:tcPr>
-          <w:p>
-            <w:pPr>
-              <w:spacing w:after="40"/>
-            </w:pPr>
-            <w:r/>
-            <w:r>
-              <w:rPr>
-                <w:rFonts w:ascii="微软雅黑" w:hAnsi="微软雅黑" w:eastAsia="微软雅黑"/>
-              </w:rPr>
-              <w:t>学术免费</w:t>
-            </w:r>
-          </w:p>
-        </w:tc>
-      </w:tr>
-      <w:tr>
-        <w:tc>
-          <w:tcPr>
-            <w:tcW w:type="dxa" w:w="1837"/>
-          </w:tcPr>
-          <w:p>
-            <w:pPr>
-              <w:spacing w:after="40"/>
-            </w:pPr>
-            <w:r/>
-            <w:r>
-              <w:rPr>
-                <w:rFonts w:ascii="微软雅黑" w:hAnsi="微软雅黑" w:eastAsia="微软雅黑"/>
-              </w:rPr>
-              <w:t>画</w:t>
-            </w:r>
-          </w:p>
-        </w:tc>
-        <w:tc>
-          <w:tcPr>
-            <w:tcW w:type="dxa" w:w="1837"/>
-          </w:tcPr>
-          <w:p>
-            <w:pPr>
-              <w:spacing w:after="40"/>
-            </w:pPr>
-            <w:r/>
-            <w:r>
-              <w:rPr>
-                <w:rFonts w:ascii="微软雅黑" w:hAnsi="微软雅黑" w:eastAsia="微软雅黑"/>
-              </w:rPr>
               <w:t>PyMOL</w:t>
             </w:r>
           </w:p>
@@ -9624,7 +9537,7 @@
               <w:rPr>
                 <w:rFonts w:ascii="微软雅黑" w:hAnsi="微软雅黑" w:eastAsia="微软雅黑"/>
               </w:rPr>
-              <w:t>Gaussian → Multiwfn 主功能 20 → VMD（散点 + 等值面）；MolecuLens 仅作等值面预览</w:t>
+              <w:t>Gaussian → Multiwfn 主功能 20 → Multiwfn 出散点 + 等值面；MolecuLens 仅作等值面预览</w:t>
             </w:r>
           </w:p>
         </w:tc>
